--- a/NT_AirPollution.Web/App_Data/Payment/Template/首期申報表.docx
+++ b/NT_AirPollution.Web/App_Data/Payment/Template/首期申報表.docx
@@ -90,7 +90,8 @@
         <w:gridCol w:w="35"/>
         <w:gridCol w:w="117"/>
         <w:gridCol w:w="343"/>
-        <w:gridCol w:w="344"/>
+        <w:gridCol w:w="202"/>
+        <w:gridCol w:w="142"/>
         <w:gridCol w:w="240"/>
         <w:gridCol w:w="1604"/>
         <w:gridCol w:w="40"/>
@@ -99,7 +100,7 @@
       <w:tr>
         <w:trPr>
           <w:gridAfter w:val="1"/>
-          <w:wAfter w:w="35" w:type="dxa"/>
+          <w:wAfter w:w="40" w:type="dxa"/>
           <w:cantSplit/>
           <w:jc w:val="center"/>
         </w:trPr>
@@ -126,7 +127,7 @@
         </w:tc>
         <w:tc>
           <w:tcPr>
-            <w:tcW w:w="1222" w:type="dxa"/>
+            <w:tcW w:w="1220" w:type="dxa"/>
             <w:tcBorders>
               <w:top w:val="single" w:sz="4" w:space="0" w:color="000000"/>
               <w:left w:val="single" w:sz="4" w:space="0" w:color="000000"/>
@@ -167,7 +168,7 @@
         </w:tc>
         <w:tc>
           <w:tcPr>
-            <w:tcW w:w="4462" w:type="dxa"/>
+            <w:tcW w:w="4460" w:type="dxa"/>
             <w:gridSpan w:val="15"/>
             <w:tcBorders>
               <w:top w:val="single" w:sz="4" w:space="0" w:color="000000"/>
@@ -258,8 +259,8 @@
         </w:tc>
         <w:tc>
           <w:tcPr>
-            <w:tcW w:w="4000" w:type="dxa"/>
-            <w:gridSpan w:val="13"/>
+            <w:tcW w:w="3999" w:type="dxa"/>
+            <w:gridSpan w:val="14"/>
             <w:tcBorders>
               <w:top w:val="single" w:sz="4" w:space="0" w:color="000000"/>
               <w:left w:val="single" w:sz="6" w:space="0" w:color="000000"/>
@@ -315,7 +316,7 @@
       <w:tr>
         <w:trPr>
           <w:gridAfter w:val="1"/>
-          <w:wAfter w:w="35" w:type="dxa"/>
+          <w:wAfter w:w="40" w:type="dxa"/>
           <w:jc w:val="center"/>
         </w:trPr>
         <w:tc>
@@ -341,7 +342,7 @@
         </w:tc>
         <w:tc>
           <w:tcPr>
-            <w:tcW w:w="1810" w:type="dxa"/>
+            <w:tcW w:w="1807" w:type="dxa"/>
             <w:gridSpan w:val="7"/>
             <w:tcBorders>
               <w:top w:val="single" w:sz="6" w:space="0" w:color="000000"/>
@@ -383,8 +384,8 @@
         </w:tc>
         <w:tc>
           <w:tcPr>
-            <w:tcW w:w="9070" w:type="dxa"/>
-            <w:gridSpan w:val="27"/>
+            <w:tcW w:w="9068" w:type="dxa"/>
+            <w:gridSpan w:val="28"/>
             <w:tcBorders>
               <w:top w:val="single" w:sz="6" w:space="0" w:color="000000"/>
               <w:left w:val="single" w:sz="6" w:space="0" w:color="000000"/>
@@ -441,7 +442,7 @@
       <w:tr>
         <w:trPr>
           <w:gridAfter w:val="1"/>
-          <w:wAfter w:w="35" w:type="dxa"/>
+          <w:wAfter w:w="40" w:type="dxa"/>
           <w:jc w:val="center"/>
         </w:trPr>
         <w:tc>
@@ -467,7 +468,7 @@
         </w:tc>
         <w:tc>
           <w:tcPr>
-            <w:tcW w:w="2211" w:type="dxa"/>
+            <w:tcW w:w="2208" w:type="dxa"/>
             <w:gridSpan w:val="10"/>
             <w:tcBorders>
               <w:top w:val="single" w:sz="6" w:space="0" w:color="000000"/>
@@ -509,7 +510,7 @@
         </w:tc>
         <w:tc>
           <w:tcPr>
-            <w:tcW w:w="5147" w:type="dxa"/>
+            <w:tcW w:w="5146" w:type="dxa"/>
             <w:gridSpan w:val="14"/>
             <w:tcBorders>
               <w:top w:val="single" w:sz="6" w:space="0" w:color="000000"/>
@@ -559,7 +560,7 @@
         <w:tc>
           <w:tcPr>
             <w:tcW w:w="1677" w:type="dxa"/>
-            <w:gridSpan w:val="8"/>
+            <w:gridSpan w:val="9"/>
             <w:tcBorders>
               <w:top w:val="single" w:sz="6" w:space="0" w:color="000000"/>
               <w:left w:val="single" w:sz="6" w:space="0" w:color="000000"/>
@@ -600,7 +601,7 @@
         </w:tc>
         <w:tc>
           <w:tcPr>
-            <w:tcW w:w="1845" w:type="dxa"/>
+            <w:tcW w:w="1844" w:type="dxa"/>
             <w:gridSpan w:val="2"/>
             <w:tcBorders>
               <w:top w:val="single" w:sz="6" w:space="0" w:color="000000"/>
@@ -672,7 +673,7 @@
       <w:tr>
         <w:trPr>
           <w:gridAfter w:val="1"/>
-          <w:wAfter w:w="35" w:type="dxa"/>
+          <w:wAfter w:w="40" w:type="dxa"/>
           <w:jc w:val="center"/>
         </w:trPr>
         <w:tc>
@@ -698,7 +699,7 @@
         </w:tc>
         <w:tc>
           <w:tcPr>
-            <w:tcW w:w="1739" w:type="dxa"/>
+            <w:tcW w:w="1736" w:type="dxa"/>
             <w:gridSpan w:val="5"/>
             <w:tcBorders>
               <w:top w:val="single" w:sz="6" w:space="0" w:color="000000"/>
@@ -740,8 +741,8 @@
         </w:tc>
         <w:tc>
           <w:tcPr>
-            <w:tcW w:w="9141" w:type="dxa"/>
-            <w:gridSpan w:val="29"/>
+            <w:tcW w:w="9139" w:type="dxa"/>
+            <w:gridSpan w:val="30"/>
             <w:tcBorders>
               <w:top w:val="single" w:sz="6" w:space="0" w:color="000000"/>
               <w:left w:val="single" w:sz="6" w:space="0" w:color="000000"/>
@@ -812,7 +813,7 @@
       <w:tr>
         <w:trPr>
           <w:gridAfter w:val="1"/>
-          <w:wAfter w:w="35" w:type="dxa"/>
+          <w:wAfter w:w="40" w:type="dxa"/>
           <w:cantSplit/>
           <w:jc w:val="center"/>
         </w:trPr>
@@ -839,7 +840,7 @@
         </w:tc>
         <w:tc>
           <w:tcPr>
-            <w:tcW w:w="1620" w:type="dxa"/>
+            <w:tcW w:w="1617" w:type="dxa"/>
             <w:gridSpan w:val="4"/>
             <w:tcBorders>
               <w:top w:val="single" w:sz="6" w:space="0" w:color="000000"/>
@@ -881,7 +882,7 @@
         </w:tc>
         <w:tc>
           <w:tcPr>
-            <w:tcW w:w="4569" w:type="dxa"/>
+            <w:tcW w:w="4568" w:type="dxa"/>
             <w:gridSpan w:val="15"/>
             <w:tcBorders>
               <w:top w:val="single" w:sz="6" w:space="0" w:color="000000"/>
@@ -972,8 +973,8 @@
         </w:tc>
         <w:tc>
           <w:tcPr>
-            <w:tcW w:w="2649" w:type="dxa"/>
-            <w:gridSpan w:val="5"/>
+            <w:tcW w:w="2648" w:type="dxa"/>
+            <w:gridSpan w:val="6"/>
             <w:tcBorders>
               <w:top w:val="single" w:sz="6" w:space="0" w:color="000000"/>
               <w:left w:val="single" w:sz="6" w:space="0" w:color="000000"/>
@@ -1044,7 +1045,7 @@
       <w:tr>
         <w:trPr>
           <w:gridAfter w:val="1"/>
-          <w:wAfter w:w="35" w:type="dxa"/>
+          <w:wAfter w:w="40" w:type="dxa"/>
           <w:jc w:val="center"/>
         </w:trPr>
         <w:tc>
@@ -1073,7 +1074,7 @@
         </w:tc>
         <w:tc>
           <w:tcPr>
-            <w:tcW w:w="1265" w:type="dxa"/>
+            <w:tcW w:w="1262" w:type="dxa"/>
             <w:gridSpan w:val="2"/>
             <w:tcBorders>
               <w:top w:val="single" w:sz="6" w:space="0" w:color="000000"/>
@@ -1118,8 +1119,8 @@
         </w:tc>
         <w:tc>
           <w:tcPr>
-            <w:tcW w:w="9615" w:type="dxa"/>
-            <w:gridSpan w:val="32"/>
+            <w:tcW w:w="9613" w:type="dxa"/>
+            <w:gridSpan w:val="33"/>
             <w:tcBorders>
               <w:top w:val="single" w:sz="6" w:space="0" w:color="000000"/>
               <w:left w:val="single" w:sz="6" w:space="0" w:color="000000"/>
@@ -1190,7 +1191,7 @@
       <w:tr>
         <w:trPr>
           <w:gridAfter w:val="1"/>
-          <w:wAfter w:w="35" w:type="dxa"/>
+          <w:wAfter w:w="40" w:type="dxa"/>
           <w:jc w:val="center"/>
         </w:trPr>
         <w:tc>
@@ -1216,7 +1217,7 @@
         </w:tc>
         <w:tc>
           <w:tcPr>
-            <w:tcW w:w="1265" w:type="dxa"/>
+            <w:tcW w:w="1262" w:type="dxa"/>
             <w:gridSpan w:val="2"/>
             <w:tcBorders>
               <w:top w:val="single" w:sz="6" w:space="0" w:color="000000"/>
@@ -1258,7 +1259,7 @@
         </w:tc>
         <w:tc>
           <w:tcPr>
-            <w:tcW w:w="5495" w:type="dxa"/>
+            <w:tcW w:w="5494" w:type="dxa"/>
             <w:gridSpan w:val="18"/>
             <w:tcBorders>
               <w:top w:val="single" w:sz="6" w:space="0" w:color="000000"/>
@@ -1349,8 +1350,8 @@
         </w:tc>
         <w:tc>
           <w:tcPr>
-            <w:tcW w:w="2804" w:type="dxa"/>
-            <w:gridSpan w:val="7"/>
+            <w:tcW w:w="2803" w:type="dxa"/>
+            <w:gridSpan w:val="8"/>
             <w:tcBorders>
               <w:top w:val="single" w:sz="6" w:space="0" w:color="000000"/>
               <w:left w:val="single" w:sz="6" w:space="0" w:color="000000"/>
@@ -1421,7 +1422,7 @@
       <w:tr>
         <w:trPr>
           <w:gridAfter w:val="1"/>
-          <w:wAfter w:w="35" w:type="dxa"/>
+          <w:wAfter w:w="40" w:type="dxa"/>
           <w:trHeight w:val="414"/>
           <w:jc w:val="center"/>
         </w:trPr>
@@ -1448,7 +1449,7 @@
         </w:tc>
         <w:tc>
           <w:tcPr>
-            <w:tcW w:w="1501" w:type="dxa"/>
+            <w:tcW w:w="1498" w:type="dxa"/>
             <w:gridSpan w:val="3"/>
             <w:tcBorders>
               <w:top w:val="single" w:sz="6" w:space="0" w:color="000000"/>
@@ -1581,7 +1582,7 @@
         </w:tc>
         <w:tc>
           <w:tcPr>
-            <w:tcW w:w="1434" w:type="dxa"/>
+            <w:tcW w:w="1433" w:type="dxa"/>
             <w:gridSpan w:val="2"/>
             <w:tcBorders>
               <w:top w:val="single" w:sz="6" w:space="0" w:color="000000"/>
@@ -1672,8 +1673,8 @@
         </w:tc>
         <w:tc>
           <w:tcPr>
-            <w:tcW w:w="3283" w:type="dxa"/>
-            <w:gridSpan w:val="9"/>
+            <w:tcW w:w="3282" w:type="dxa"/>
+            <w:gridSpan w:val="10"/>
             <w:tcBorders>
               <w:top w:val="single" w:sz="6" w:space="0" w:color="000000"/>
               <w:left w:val="single" w:sz="6" w:space="0" w:color="000000"/>
@@ -1744,7 +1745,7 @@
       <w:tr>
         <w:trPr>
           <w:gridAfter w:val="1"/>
-          <w:wAfter w:w="35" w:type="dxa"/>
+          <w:wAfter w:w="40" w:type="dxa"/>
           <w:trHeight w:val="414"/>
           <w:jc w:val="center"/>
         </w:trPr>
@@ -1771,7 +1772,7 @@
         </w:tc>
         <w:tc>
           <w:tcPr>
-            <w:tcW w:w="1501" w:type="dxa"/>
+            <w:tcW w:w="1498" w:type="dxa"/>
             <w:gridSpan w:val="3"/>
             <w:tcBorders>
               <w:top w:val="single" w:sz="6" w:space="0" w:color="000000"/>
@@ -1904,7 +1905,7 @@
         </w:tc>
         <w:tc>
           <w:tcPr>
-            <w:tcW w:w="1434" w:type="dxa"/>
+            <w:tcW w:w="1433" w:type="dxa"/>
             <w:gridSpan w:val="2"/>
             <w:tcBorders>
               <w:top w:val="single" w:sz="6" w:space="0" w:color="000000"/>
@@ -1995,8 +1996,8 @@
         </w:tc>
         <w:tc>
           <w:tcPr>
-            <w:tcW w:w="3283" w:type="dxa"/>
-            <w:gridSpan w:val="9"/>
+            <w:tcW w:w="3282" w:type="dxa"/>
+            <w:gridSpan w:val="10"/>
             <w:tcBorders>
               <w:top w:val="single" w:sz="6" w:space="0" w:color="000000"/>
               <w:left w:val="single" w:sz="6" w:space="0" w:color="000000"/>
@@ -2067,7 +2068,7 @@
       <w:tr>
         <w:trPr>
           <w:gridAfter w:val="1"/>
-          <w:wAfter w:w="35" w:type="dxa"/>
+          <w:wAfter w:w="40" w:type="dxa"/>
           <w:jc w:val="center"/>
         </w:trPr>
         <w:tc>
@@ -2093,7 +2094,7 @@
         </w:tc>
         <w:tc>
           <w:tcPr>
-            <w:tcW w:w="1501" w:type="dxa"/>
+            <w:tcW w:w="1498" w:type="dxa"/>
             <w:gridSpan w:val="3"/>
             <w:tcBorders>
               <w:top w:val="single" w:sz="6" w:space="0" w:color="000000"/>
@@ -2135,7 +2136,7 @@
         </w:tc>
         <w:tc>
           <w:tcPr>
-            <w:tcW w:w="5618" w:type="dxa"/>
+            <w:tcW w:w="5617" w:type="dxa"/>
             <w:gridSpan w:val="20"/>
             <w:tcBorders>
               <w:top w:val="single" w:sz="6" w:space="0" w:color="000000"/>
@@ -2226,8 +2227,8 @@
         </w:tc>
         <w:tc>
           <w:tcPr>
-            <w:tcW w:w="2804" w:type="dxa"/>
-            <w:gridSpan w:val="7"/>
+            <w:tcW w:w="2803" w:type="dxa"/>
+            <w:gridSpan w:val="8"/>
             <w:tcBorders>
               <w:top w:val="single" w:sz="6" w:space="0" w:color="000000"/>
               <w:left w:val="single" w:sz="6" w:space="0" w:color="000000"/>
@@ -2298,7 +2299,7 @@
       <w:tr>
         <w:trPr>
           <w:gridAfter w:val="1"/>
-          <w:wAfter w:w="35" w:type="dxa"/>
+          <w:wAfter w:w="40" w:type="dxa"/>
           <w:cantSplit/>
           <w:jc w:val="center"/>
         </w:trPr>
@@ -2325,7 +2326,7 @@
         </w:tc>
         <w:tc>
           <w:tcPr>
-            <w:tcW w:w="2098" w:type="dxa"/>
+            <w:tcW w:w="2095" w:type="dxa"/>
             <w:gridSpan w:val="9"/>
             <w:tcBorders>
               <w:top w:val="single" w:sz="6" w:space="0" w:color="000000"/>
@@ -2395,7 +2396,7 @@
         </w:tc>
         <w:tc>
           <w:tcPr>
-            <w:tcW w:w="4091" w:type="dxa"/>
+            <w:tcW w:w="4090" w:type="dxa"/>
             <w:gridSpan w:val="10"/>
             <w:tcBorders>
               <w:top w:val="single" w:sz="6" w:space="0" w:color="000000"/>
@@ -2486,8 +2487,8 @@
         </w:tc>
         <w:tc>
           <w:tcPr>
-            <w:tcW w:w="2532" w:type="dxa"/>
-            <w:gridSpan w:val="4"/>
+            <w:tcW w:w="2531" w:type="dxa"/>
+            <w:gridSpan w:val="5"/>
             <w:tcBorders>
               <w:top w:val="single" w:sz="6" w:space="0" w:color="000000"/>
               <w:left w:val="single" w:sz="6" w:space="0" w:color="000000"/>
@@ -2558,7 +2559,7 @@
       <w:tr>
         <w:trPr>
           <w:gridAfter w:val="1"/>
-          <w:wAfter w:w="35" w:type="dxa"/>
+          <w:wAfter w:w="40" w:type="dxa"/>
           <w:jc w:val="center"/>
         </w:trPr>
         <w:tc>
@@ -2587,7 +2588,7 @@
         </w:tc>
         <w:tc>
           <w:tcPr>
-            <w:tcW w:w="1265" w:type="dxa"/>
+            <w:tcW w:w="1262" w:type="dxa"/>
             <w:gridSpan w:val="2"/>
             <w:tcBorders>
               <w:top w:val="single" w:sz="6" w:space="0" w:color="000000"/>
@@ -2632,8 +2633,8 @@
         </w:tc>
         <w:tc>
           <w:tcPr>
-            <w:tcW w:w="9615" w:type="dxa"/>
-            <w:gridSpan w:val="32"/>
+            <w:tcW w:w="9613" w:type="dxa"/>
+            <w:gridSpan w:val="33"/>
             <w:tcBorders>
               <w:top w:val="single" w:sz="6" w:space="0" w:color="000000"/>
               <w:left w:val="single" w:sz="6" w:space="0" w:color="000000"/>
@@ -2704,7 +2705,7 @@
       <w:tr>
         <w:trPr>
           <w:gridAfter w:val="1"/>
-          <w:wAfter w:w="35" w:type="dxa"/>
+          <w:wAfter w:w="40" w:type="dxa"/>
           <w:trHeight w:val="350"/>
           <w:jc w:val="center"/>
         </w:trPr>
@@ -2731,7 +2732,7 @@
         </w:tc>
         <w:tc>
           <w:tcPr>
-            <w:tcW w:w="1265" w:type="dxa"/>
+            <w:tcW w:w="1262" w:type="dxa"/>
             <w:gridSpan w:val="2"/>
             <w:tcBorders>
               <w:top w:val="single" w:sz="6" w:space="0" w:color="000000"/>
@@ -2773,7 +2774,7 @@
         </w:tc>
         <w:tc>
           <w:tcPr>
-            <w:tcW w:w="5495" w:type="dxa"/>
+            <w:tcW w:w="5494" w:type="dxa"/>
             <w:gridSpan w:val="18"/>
             <w:tcBorders>
               <w:top w:val="single" w:sz="6" w:space="0" w:color="000000"/>
@@ -2864,8 +2865,8 @@
         </w:tc>
         <w:tc>
           <w:tcPr>
-            <w:tcW w:w="2804" w:type="dxa"/>
-            <w:gridSpan w:val="7"/>
+            <w:tcW w:w="2803" w:type="dxa"/>
+            <w:gridSpan w:val="8"/>
             <w:tcBorders>
               <w:top w:val="single" w:sz="6" w:space="0" w:color="000000"/>
               <w:left w:val="single" w:sz="6" w:space="0" w:color="000000"/>
@@ -2936,7 +2937,7 @@
       <w:tr>
         <w:trPr>
           <w:gridAfter w:val="1"/>
-          <w:wAfter w:w="35" w:type="dxa"/>
+          <w:wAfter w:w="40" w:type="dxa"/>
           <w:jc w:val="center"/>
         </w:trPr>
         <w:tc>
@@ -2962,7 +2963,7 @@
         </w:tc>
         <w:tc>
           <w:tcPr>
-            <w:tcW w:w="1501" w:type="dxa"/>
+            <w:tcW w:w="1498" w:type="dxa"/>
             <w:gridSpan w:val="3"/>
             <w:tcBorders>
               <w:top w:val="single" w:sz="6" w:space="0" w:color="000000"/>
@@ -3095,7 +3096,7 @@
         </w:tc>
         <w:tc>
           <w:tcPr>
-            <w:tcW w:w="1434" w:type="dxa"/>
+            <w:tcW w:w="1433" w:type="dxa"/>
             <w:gridSpan w:val="2"/>
             <w:tcBorders>
               <w:top w:val="single" w:sz="6" w:space="0" w:color="000000"/>
@@ -3186,8 +3187,8 @@
         </w:tc>
         <w:tc>
           <w:tcPr>
-            <w:tcW w:w="3283" w:type="dxa"/>
-            <w:gridSpan w:val="9"/>
+            <w:tcW w:w="3282" w:type="dxa"/>
+            <w:gridSpan w:val="10"/>
             <w:tcBorders>
               <w:top w:val="single" w:sz="6" w:space="0" w:color="000000"/>
               <w:left w:val="single" w:sz="6" w:space="0" w:color="000000"/>
@@ -3258,7 +3259,7 @@
       <w:tr>
         <w:trPr>
           <w:gridAfter w:val="1"/>
-          <w:wAfter w:w="35" w:type="dxa"/>
+          <w:wAfter w:w="40" w:type="dxa"/>
           <w:cantSplit/>
           <w:jc w:val="center"/>
         </w:trPr>
@@ -3281,7 +3282,7 @@
         </w:tc>
         <w:tc>
           <w:tcPr>
-            <w:tcW w:w="1501" w:type="dxa"/>
+            <w:tcW w:w="1498" w:type="dxa"/>
             <w:gridSpan w:val="3"/>
             <w:tcBorders>
               <w:top w:val="single" w:sz="6" w:space="0" w:color="000000"/>
@@ -3319,8 +3320,8 @@
         </w:tc>
         <w:tc>
           <w:tcPr>
-            <w:tcW w:w="9379" w:type="dxa"/>
-            <w:gridSpan w:val="31"/>
+            <w:tcW w:w="9377" w:type="dxa"/>
+            <w:gridSpan w:val="32"/>
             <w:tcBorders>
               <w:top w:val="single" w:sz="6" w:space="0" w:color="000000"/>
               <w:left w:val="single" w:sz="6" w:space="0" w:color="000000"/>
@@ -3398,7 +3399,7 @@
       <w:tr>
         <w:trPr>
           <w:gridAfter w:val="1"/>
-          <w:wAfter w:w="35" w:type="dxa"/>
+          <w:wAfter w:w="40" w:type="dxa"/>
           <w:cantSplit/>
           <w:jc w:val="center"/>
         </w:trPr>
@@ -3425,7 +3426,7 @@
         </w:tc>
         <w:tc>
           <w:tcPr>
-            <w:tcW w:w="1747" w:type="dxa"/>
+            <w:tcW w:w="1744" w:type="dxa"/>
             <w:gridSpan w:val="6"/>
             <w:tcBorders>
               <w:top w:val="single" w:sz="6" w:space="0" w:color="000000"/>
@@ -3516,7 +3517,7 @@
         </w:tc>
         <w:tc>
           <w:tcPr>
-            <w:tcW w:w="2302" w:type="dxa"/>
+            <w:tcW w:w="2301" w:type="dxa"/>
             <w:gridSpan w:val="5"/>
             <w:tcBorders>
               <w:top w:val="single" w:sz="6" w:space="0" w:color="000000"/>
@@ -3649,8 +3650,8 @@
         </w:tc>
         <w:tc>
           <w:tcPr>
-            <w:tcW w:w="2189" w:type="dxa"/>
-            <w:gridSpan w:val="3"/>
+            <w:tcW w:w="2188" w:type="dxa"/>
+            <w:gridSpan w:val="4"/>
             <w:tcBorders>
               <w:top w:val="single" w:sz="6" w:space="0" w:color="000000"/>
               <w:left w:val="single" w:sz="6" w:space="0" w:color="000000"/>
@@ -3721,7 +3722,7 @@
       <w:tr>
         <w:trPr>
           <w:gridAfter w:val="1"/>
-          <w:wAfter w:w="35" w:type="dxa"/>
+          <w:wAfter w:w="40" w:type="dxa"/>
           <w:trHeight w:val="390"/>
           <w:jc w:val="center"/>
         </w:trPr>
@@ -3748,7 +3749,7 @@
         </w:tc>
         <w:tc>
           <w:tcPr>
-            <w:tcW w:w="1739" w:type="dxa"/>
+            <w:tcW w:w="1736" w:type="dxa"/>
             <w:gridSpan w:val="5"/>
             <w:tcBorders>
               <w:top w:val="single" w:sz="6" w:space="0" w:color="000000"/>
@@ -3790,8 +3791,8 @@
         </w:tc>
         <w:tc>
           <w:tcPr>
-            <w:tcW w:w="9141" w:type="dxa"/>
-            <w:gridSpan w:val="29"/>
+            <w:tcW w:w="9139" w:type="dxa"/>
+            <w:gridSpan w:val="30"/>
             <w:tcBorders>
               <w:top w:val="single" w:sz="6" w:space="0" w:color="000000"/>
               <w:left w:val="single" w:sz="6" w:space="0" w:color="000000"/>
@@ -3854,7 +3855,7 @@
       <w:tr>
         <w:trPr>
           <w:gridAfter w:val="1"/>
-          <w:wAfter w:w="35" w:type="dxa"/>
+          <w:wAfter w:w="40" w:type="dxa"/>
           <w:jc w:val="center"/>
         </w:trPr>
         <w:tc>
@@ -3880,7 +3881,7 @@
         </w:tc>
         <w:tc>
           <w:tcPr>
-            <w:tcW w:w="1739" w:type="dxa"/>
+            <w:tcW w:w="1736" w:type="dxa"/>
             <w:gridSpan w:val="5"/>
             <w:tcBorders>
               <w:top w:val="single" w:sz="6" w:space="0" w:color="000000"/>
@@ -3922,8 +3923,8 @@
         </w:tc>
         <w:tc>
           <w:tcPr>
-            <w:tcW w:w="9141" w:type="dxa"/>
-            <w:gridSpan w:val="29"/>
+            <w:tcW w:w="9139" w:type="dxa"/>
+            <w:gridSpan w:val="30"/>
             <w:tcBorders>
               <w:top w:val="single" w:sz="6" w:space="0" w:color="000000"/>
               <w:left w:val="single" w:sz="6" w:space="0" w:color="000000"/>
@@ -3968,23 +3969,7 @@
                 <w:rFonts w:eastAsia="標楷體"/>
                 <w:sz w:val="20"/>
               </w:rPr>
-              <w:t>，</w:t>
-            </w:r>
-            <w:proofErr w:type="gramStart"/>
-            <w:r>
-              <w:rPr>
-                <w:rFonts w:eastAsia="標楷體"/>
-                <w:sz w:val="20"/>
-              </w:rPr>
-              <w:t>佔</w:t>
-            </w:r>
-            <w:proofErr w:type="gramEnd"/>
-            <w:r>
-              <w:rPr>
-                <w:rFonts w:eastAsia="標楷體"/>
-                <w:sz w:val="20"/>
-              </w:rPr>
-              <w:t>工程合約經費之</w:t>
+              <w:t>，佔工程合約經費之</w:t>
             </w:r>
             <w:r>
               <w:rPr>
@@ -4024,7 +4009,7 @@
       <w:tr>
         <w:trPr>
           <w:gridAfter w:val="1"/>
-          <w:wAfter w:w="35" w:type="dxa"/>
+          <w:wAfter w:w="40" w:type="dxa"/>
           <w:jc w:val="center"/>
         </w:trPr>
         <w:tc>
@@ -4051,7 +4036,7 @@
         </w:tc>
         <w:tc>
           <w:tcPr>
-            <w:tcW w:w="1265" w:type="dxa"/>
+            <w:tcW w:w="1262" w:type="dxa"/>
             <w:gridSpan w:val="2"/>
             <w:tcBorders>
               <w:top w:val="single" w:sz="6" w:space="0" w:color="000000"/>
@@ -4102,7 +4087,7 @@
         </w:tc>
         <w:tc>
           <w:tcPr>
-            <w:tcW w:w="5642" w:type="dxa"/>
+            <w:tcW w:w="5641" w:type="dxa"/>
             <w:gridSpan w:val="20"/>
             <w:tcBorders>
               <w:top w:val="single" w:sz="6" w:space="0" w:color="000000"/>
@@ -4175,7 +4160,6 @@
               </w:rPr>
               <w:t xml:space="preserve">  □</w:t>
             </w:r>
-            <w:proofErr w:type="gramStart"/>
             <w:r>
               <w:rPr>
                 <w:rFonts w:eastAsia="標楷體"/>
@@ -4183,7 +4167,6 @@
               </w:rPr>
               <w:t>實方體積</w:t>
             </w:r>
-            <w:proofErr w:type="gramEnd"/>
           </w:p>
           <w:p>
             <w:pPr>
@@ -4220,23 +4203,7 @@
                 <w:rFonts w:eastAsia="標楷體"/>
                 <w:sz w:val="20"/>
               </w:rPr>
-              <w:t>橋</w:t>
-            </w:r>
-            <w:proofErr w:type="gramStart"/>
-            <w:r>
-              <w:rPr>
-                <w:rFonts w:eastAsia="標楷體"/>
-                <w:sz w:val="20"/>
-              </w:rPr>
-              <w:t>面</w:t>
-            </w:r>
-            <w:proofErr w:type="gramEnd"/>
-            <w:r>
-              <w:rPr>
-                <w:rFonts w:eastAsia="標楷體"/>
-                <w:sz w:val="20"/>
-              </w:rPr>
-              <w:t xml:space="preserve">面積　　　</w:t>
+              <w:t xml:space="preserve">橋面面積　　　</w:t>
             </w:r>
             <w:r>
               <w:rPr>
@@ -4259,46 +4226,84 @@
               </w:rPr>
               <w:t xml:space="preserve">  □</w:t>
             </w:r>
-            <w:proofErr w:type="gramStart"/>
-            <w:r>
-              <w:rPr>
-                <w:rFonts w:eastAsia="標楷體"/>
-                <w:sz w:val="20"/>
-              </w:rPr>
-              <w:t>鬆</w:t>
-            </w:r>
-            <w:proofErr w:type="gramEnd"/>
-            <w:r>
-              <w:rPr>
-                <w:rFonts w:eastAsia="標楷體"/>
-                <w:sz w:val="20"/>
-              </w:rPr>
-              <w:t>方體積</w:t>
-            </w:r>
-          </w:p>
-        </w:tc>
-        <w:tc>
-          <w:tcPr>
-            <w:tcW w:w="3973" w:type="dxa"/>
-            <w:gridSpan w:val="12"/>
+            <w:r>
+              <w:rPr>
+                <w:rFonts w:eastAsia="標楷體"/>
+                <w:sz w:val="20"/>
+              </w:rPr>
+              <w:t>鬆方體積</w:t>
+            </w:r>
+          </w:p>
+        </w:tc>
+        <w:tc>
+          <w:tcPr>
+            <w:tcW w:w="1986" w:type="dxa"/>
+            <w:gridSpan w:val="10"/>
             <w:tcBorders>
               <w:top w:val="single" w:sz="6" w:space="0" w:color="000000"/>
               <w:left w:val="single" w:sz="4" w:space="0" w:color="000000"/>
               <w:bottom w:val="single" w:sz="6" w:space="0" w:color="000000"/>
+            </w:tcBorders>
+            <w:tcMar>
+              <w:top w:w="0" w:type="dxa"/>
+              <w:left w:w="28" w:type="dxa"/>
+              <w:bottom w:w="0" w:type="dxa"/>
+              <w:right w:w="28" w:type="dxa"/>
+            </w:tcMar>
+            <w:vAlign w:val="center"/>
+          </w:tcPr>
+          <w:p>
+            <w:pPr>
+              <w:spacing w:line="240" w:lineRule="atLeast"/>
+              <w:ind w:right="210"/>
+              <w:jc w:val="center"/>
+              <w:rPr>
+                <w:rFonts w:eastAsia="標楷體" w:hint="eastAsia"/>
+                <w:sz w:val="20"/>
+              </w:rPr>
+            </w:pPr>
+            <w:r>
+              <w:rPr>
+                <w:rFonts w:eastAsia="標楷體"/>
+                <w:sz w:val="20"/>
+              </w:rPr>
+              <w:t>{</w:t>
+            </w:r>
+            <w:r>
+              <w:rPr>
+                <w:rFonts w:eastAsia="標楷體" w:hint="eastAsia"/>
+                <w:sz w:val="20"/>
+              </w:rPr>
+              <w:t>AREA</w:t>
+            </w:r>
+            <w:r>
+              <w:rPr>
+                <w:rFonts w:eastAsia="標楷體"/>
+                <w:sz w:val="20"/>
+              </w:rPr>
+              <w:t>}</w:t>
+            </w:r>
+          </w:p>
+        </w:tc>
+        <w:tc>
+          <w:tcPr>
+            <w:tcW w:w="1986" w:type="dxa"/>
+            <w:gridSpan w:val="3"/>
+            <w:tcBorders>
+              <w:top w:val="single" w:sz="6" w:space="0" w:color="000000"/>
+              <w:bottom w:val="single" w:sz="6" w:space="0" w:color="000000"/>
               <w:right w:val="single" w:sz="4" w:space="0" w:color="000000"/>
             </w:tcBorders>
-            <w:tcMar>
-              <w:top w:w="0" w:type="dxa"/>
-              <w:left w:w="28" w:type="dxa"/>
-              <w:bottom w:w="0" w:type="dxa"/>
-              <w:right w:w="28" w:type="dxa"/>
-            </w:tcMar>
           </w:tcPr>
           <w:p>
             <w:pPr>
               <w:spacing w:line="240" w:lineRule="atLeast"/>
-              <w:ind w:left="1469" w:right="210"/>
+              <w:ind w:right="610"/>
               <w:jc w:val="right"/>
+              <w:rPr>
+                <w:rFonts w:eastAsia="標楷體"/>
+                <w:sz w:val="20"/>
+              </w:rPr>
             </w:pPr>
             <w:r>
               <w:rPr>
@@ -4333,7 +4338,7 @@
           <w:p>
             <w:pPr>
               <w:spacing w:line="240" w:lineRule="atLeast"/>
-              <w:ind w:left="1469" w:right="91"/>
+              <w:ind w:right="610"/>
               <w:jc w:val="right"/>
               <w:rPr>
                 <w:rFonts w:eastAsia="標楷體"/>
@@ -4406,7 +4411,7 @@
         </w:tc>
         <w:tc>
           <w:tcPr>
-            <w:tcW w:w="1859" w:type="dxa"/>
+            <w:tcW w:w="1856" w:type="dxa"/>
             <w:gridSpan w:val="8"/>
             <w:tcBorders>
               <w:top w:val="single" w:sz="6" w:space="0" w:color="000000"/>
@@ -4448,8 +4453,8 @@
         </w:tc>
         <w:tc>
           <w:tcPr>
-            <w:tcW w:w="9016" w:type="dxa"/>
-            <w:gridSpan w:val="26"/>
+            <w:tcW w:w="9019" w:type="dxa"/>
+            <w:gridSpan w:val="27"/>
             <w:tcBorders>
               <w:top w:val="single" w:sz="6" w:space="0" w:color="000000"/>
               <w:left w:val="single" w:sz="6" w:space="0" w:color="000000"/>
@@ -4614,7 +4619,7 @@
         </w:tc>
         <w:tc>
           <w:tcPr>
-            <w:tcW w:w="1859" w:type="dxa"/>
+            <w:tcW w:w="1856" w:type="dxa"/>
             <w:gridSpan w:val="8"/>
             <w:tcBorders>
               <w:top w:val="single" w:sz="6" w:space="0" w:color="000000"/>
@@ -4656,8 +4661,8 @@
         </w:tc>
         <w:tc>
           <w:tcPr>
-            <w:tcW w:w="9016" w:type="dxa"/>
-            <w:gridSpan w:val="26"/>
+            <w:tcW w:w="9019" w:type="dxa"/>
+            <w:gridSpan w:val="27"/>
             <w:tcBorders>
               <w:top w:val="single" w:sz="6" w:space="0" w:color="000000"/>
               <w:left w:val="single" w:sz="6" w:space="0" w:color="000000"/>
@@ -4761,7 +4766,7 @@
         </w:tc>
         <w:tc>
           <w:tcPr>
-            <w:tcW w:w="1859" w:type="dxa"/>
+            <w:tcW w:w="1856" w:type="dxa"/>
             <w:gridSpan w:val="8"/>
             <w:tcBorders>
               <w:top w:val="single" w:sz="6" w:space="0" w:color="000000"/>
@@ -4803,8 +4808,8 @@
         </w:tc>
         <w:tc>
           <w:tcPr>
-            <w:tcW w:w="9016" w:type="dxa"/>
-            <w:gridSpan w:val="26"/>
+            <w:tcW w:w="9019" w:type="dxa"/>
+            <w:gridSpan w:val="27"/>
             <w:tcBorders>
               <w:top w:val="single" w:sz="6" w:space="0" w:color="000000"/>
               <w:left w:val="single" w:sz="6" w:space="0" w:color="000000"/>
@@ -4930,7 +4935,7 @@
         </w:tc>
         <w:tc>
           <w:tcPr>
-            <w:tcW w:w="2753" w:type="dxa"/>
+            <w:tcW w:w="2750" w:type="dxa"/>
             <w:gridSpan w:val="11"/>
             <w:tcBorders>
               <w:top w:val="single" w:sz="6" w:space="0" w:color="000000"/>
@@ -5000,8 +5005,8 @@
         </w:tc>
         <w:tc>
           <w:tcPr>
-            <w:tcW w:w="8122" w:type="dxa"/>
-            <w:gridSpan w:val="23"/>
+            <w:tcW w:w="8125" w:type="dxa"/>
+            <w:gridSpan w:val="24"/>
             <w:tcBorders>
               <w:top w:val="single" w:sz="6" w:space="0" w:color="000000"/>
               <w:left w:val="single" w:sz="4" w:space="0" w:color="000000"/>
@@ -5105,7 +5110,7 @@
         </w:tc>
         <w:tc>
           <w:tcPr>
-            <w:tcW w:w="4011" w:type="dxa"/>
+            <w:tcW w:w="4008" w:type="dxa"/>
             <w:gridSpan w:val="14"/>
             <w:tcBorders>
               <w:top w:val="single" w:sz="6" w:space="0" w:color="000000"/>
@@ -5147,8 +5152,8 @@
         </w:tc>
         <w:tc>
           <w:tcPr>
-            <w:tcW w:w="6864" w:type="dxa"/>
-            <w:gridSpan w:val="20"/>
+            <w:tcW w:w="6867" w:type="dxa"/>
+            <w:gridSpan w:val="21"/>
             <w:tcBorders>
               <w:top w:val="single" w:sz="6" w:space="0" w:color="000000"/>
               <w:left w:val="single" w:sz="6" w:space="0" w:color="000000"/>
@@ -5265,7 +5270,7 @@
         </w:tc>
         <w:tc>
           <w:tcPr>
-            <w:tcW w:w="1739" w:type="dxa"/>
+            <w:tcW w:w="1736" w:type="dxa"/>
             <w:gridSpan w:val="5"/>
             <w:tcBorders>
               <w:top w:val="single" w:sz="6" w:space="0" w:color="000000"/>
@@ -5309,8 +5314,8 @@
         </w:tc>
         <w:tc>
           <w:tcPr>
-            <w:tcW w:w="9136" w:type="dxa"/>
-            <w:gridSpan w:val="29"/>
+            <w:tcW w:w="9139" w:type="dxa"/>
+            <w:gridSpan w:val="30"/>
             <w:tcBorders>
               <w:top w:val="single" w:sz="6" w:space="0" w:color="000000"/>
               <w:left w:val="single" w:sz="6" w:space="0" w:color="000000"/>
@@ -5597,7 +5602,7 @@
       <w:tr>
         <w:trPr>
           <w:gridAfter w:val="1"/>
-          <w:wAfter w:w="35" w:type="dxa"/>
+          <w:wAfter w:w="40" w:type="dxa"/>
           <w:jc w:val="center"/>
         </w:trPr>
         <w:tc>
@@ -5619,8 +5624,8 @@
         </w:tc>
         <w:tc>
           <w:tcPr>
-            <w:tcW w:w="10880" w:type="dxa"/>
-            <w:gridSpan w:val="34"/>
+            <w:tcW w:w="10875" w:type="dxa"/>
+            <w:gridSpan w:val="35"/>
             <w:tcBorders>
               <w:top w:val="single" w:sz="6" w:space="0" w:color="000000"/>
               <w:left w:val="single" w:sz="4" w:space="0" w:color="000000"/>
@@ -5709,39 +5714,7 @@
                 <w:rFonts w:eastAsia="標楷體"/>
                 <w:sz w:val="20"/>
               </w:rPr>
-              <w:t>在法律的約束下，保證本申報表及</w:t>
-            </w:r>
-            <w:proofErr w:type="gramStart"/>
-            <w:r>
-              <w:rPr>
-                <w:rFonts w:eastAsia="標楷體"/>
-                <w:sz w:val="20"/>
-              </w:rPr>
-              <w:t>所附各申請</w:t>
-            </w:r>
-            <w:proofErr w:type="gramEnd"/>
-            <w:r>
-              <w:rPr>
-                <w:rFonts w:eastAsia="標楷體"/>
-                <w:sz w:val="20"/>
-              </w:rPr>
-              <w:t>文件俱為真實、精確及完整，如有故意申報</w:t>
-            </w:r>
-            <w:proofErr w:type="gramStart"/>
-            <w:r>
-              <w:rPr>
-                <w:rFonts w:eastAsia="標楷體"/>
-                <w:sz w:val="20"/>
-              </w:rPr>
-              <w:t>不實願負</w:t>
-            </w:r>
-            <w:proofErr w:type="gramEnd"/>
-            <w:r>
-              <w:rPr>
-                <w:rFonts w:eastAsia="標楷體"/>
-                <w:sz w:val="20"/>
-              </w:rPr>
-              <w:t>法律之責任。</w:t>
+              <w:t>在法律的約束下，保證本申報表及所附各申請文件俱為真實、精確及完整，如有故意申報不實願負法律之責任。</w:t>
             </w:r>
           </w:p>
           <w:p>
@@ -5916,21 +5889,12 @@
                 <w:sz w:val="20"/>
               </w:rPr>
             </w:pPr>
-            <w:proofErr w:type="gramStart"/>
-            <w:r>
-              <w:rPr>
-                <w:rFonts w:eastAsia="標楷體"/>
-                <w:sz w:val="20"/>
-              </w:rPr>
-              <w:t>註</w:t>
-            </w:r>
-            <w:proofErr w:type="gramEnd"/>
-            <w:r>
-              <w:rPr>
-                <w:rFonts w:eastAsia="標楷體"/>
-                <w:sz w:val="20"/>
-              </w:rPr>
-              <w:t>：</w:t>
+            <w:r>
+              <w:rPr>
+                <w:rFonts w:eastAsia="標楷體"/>
+                <w:sz w:val="20"/>
+              </w:rPr>
+              <w:t>註：</w:t>
             </w:r>
             <w:r>
               <w:rPr>
@@ -5944,25 +5908,8 @@
                 <w:rFonts w:eastAsia="標楷體"/>
                 <w:sz w:val="20"/>
               </w:rPr>
-              <w:t>未於開工日前繳納營建工程空氣污染防制費者，將依空氣污染防制法第五十五條規定，每逾</w:t>
-            </w:r>
-            <w:proofErr w:type="gramStart"/>
-            <w:r>
-              <w:rPr>
-                <w:rFonts w:eastAsia="標楷體"/>
-                <w:sz w:val="20"/>
-              </w:rPr>
-              <w:t>一日按滯納</w:t>
-            </w:r>
-            <w:proofErr w:type="gramEnd"/>
-            <w:r>
-              <w:rPr>
-                <w:rFonts w:eastAsia="標楷體"/>
-                <w:sz w:val="20"/>
-              </w:rPr>
-              <w:t>之金額加徵百分之</w:t>
-            </w:r>
-            <w:proofErr w:type="gramStart"/>
+              <w:t>未於開工日前繳納營建工程空氣污染防制費者，將依空氣污染防制法第五十五條規定，每逾一日按滯納之金額加徵百分之</w:t>
+            </w:r>
             <w:r>
               <w:rPr>
                 <w:rFonts w:eastAsia="標楷體"/>
@@ -5970,61 +5917,12 @@
               </w:rPr>
               <w:t>0.5</w:t>
             </w:r>
-            <w:proofErr w:type="gramEnd"/>
-            <w:r>
-              <w:rPr>
-                <w:rFonts w:eastAsia="標楷體"/>
-                <w:sz w:val="20"/>
-              </w:rPr>
-              <w:t>滯納金，一併繳納；逾期</w:t>
-            </w:r>
-            <w:proofErr w:type="gramStart"/>
-            <w:r>
-              <w:rPr>
-                <w:rFonts w:eastAsia="標楷體"/>
-                <w:sz w:val="20"/>
-              </w:rPr>
-              <w:t>三</w:t>
-            </w:r>
-            <w:proofErr w:type="gramEnd"/>
-            <w:r>
-              <w:rPr>
-                <w:rFonts w:eastAsia="標楷體"/>
-                <w:sz w:val="20"/>
-              </w:rPr>
-              <w:t>十日仍未繳納者，處新台幣一千五百元以上六萬元以下罰鍰；其為工商廠、</w:t>
-            </w:r>
-            <w:proofErr w:type="gramStart"/>
-            <w:r>
-              <w:rPr>
-                <w:rFonts w:eastAsia="標楷體"/>
-                <w:sz w:val="20"/>
-              </w:rPr>
-              <w:t>場者</w:t>
-            </w:r>
-            <w:proofErr w:type="gramEnd"/>
-            <w:r>
-              <w:rPr>
-                <w:rFonts w:eastAsia="標楷體"/>
-                <w:sz w:val="20"/>
-              </w:rPr>
-              <w:t>，處新台幣十萬元以上</w:t>
-            </w:r>
-            <w:proofErr w:type="gramStart"/>
-            <w:r>
-              <w:rPr>
-                <w:rFonts w:eastAsia="標楷體"/>
-                <w:sz w:val="20"/>
-              </w:rPr>
-              <w:t>一</w:t>
-            </w:r>
-            <w:proofErr w:type="gramEnd"/>
-            <w:r>
-              <w:rPr>
-                <w:rFonts w:eastAsia="標楷體"/>
-                <w:sz w:val="20"/>
-              </w:rPr>
-              <w:t>百萬元以下罰鍰，並限期繳納，屆期仍未繳納者，依法移送強制執行。</w:t>
+            <w:r>
+              <w:rPr>
+                <w:rFonts w:eastAsia="標楷體"/>
+                <w:sz w:val="20"/>
+              </w:rPr>
+              <w:t>滯納金，一併繳納；逾期三十日仍未繳納者，處新台幣一千五百元以上六萬元以下罰鍰；其為工商廠、場者，處新台幣十萬元以上一百萬元以下罰鍰，並限期繳納，屆期仍未繳納者，依法移送強制執行。</w:t>
             </w:r>
           </w:p>
           <w:p>
@@ -6085,7 +5983,7 @@
       <w:tr>
         <w:trPr>
           <w:gridAfter w:val="1"/>
-          <w:wAfter w:w="35" w:type="dxa"/>
+          <w:wAfter w:w="40" w:type="dxa"/>
           <w:jc w:val="center"/>
         </w:trPr>
         <w:tc>
@@ -6106,7 +6004,7 @@
         </w:tc>
         <w:tc>
           <w:tcPr>
-            <w:tcW w:w="8196" w:type="dxa"/>
+            <w:tcW w:w="8192" w:type="dxa"/>
             <w:gridSpan w:val="28"/>
             <w:tcBorders>
               <w:top w:val="single" w:sz="6" w:space="0" w:color="000000"/>
@@ -6144,7 +6042,7 @@
         <w:tc>
           <w:tcPr>
             <w:tcW w:w="1079" w:type="dxa"/>
-            <w:gridSpan w:val="5"/>
+            <w:gridSpan w:val="6"/>
             <w:tcBorders>
               <w:top w:val="single" w:sz="6" w:space="0" w:color="000000"/>
               <w:left w:val="single" w:sz="6" w:space="0" w:color="000000"/>
@@ -6178,7 +6076,7 @@
         </w:tc>
         <w:tc>
           <w:tcPr>
-            <w:tcW w:w="1605" w:type="dxa"/>
+            <w:tcW w:w="1604" w:type="dxa"/>
             <w:tcBorders>
               <w:top w:val="single" w:sz="6" w:space="0" w:color="000000"/>
               <w:left w:val="single" w:sz="6" w:space="0" w:color="000000"/>
@@ -6307,23 +6205,7 @@
           <w:rFonts w:eastAsia="標楷體"/>
           <w:spacing w:val="20"/>
         </w:rPr>
-        <w:t>若該項工程分割為數</w:t>
-      </w:r>
-      <w:proofErr w:type="gramStart"/>
-      <w:r>
-        <w:rPr>
-          <w:rFonts w:eastAsia="標楷體"/>
-          <w:spacing w:val="20"/>
-        </w:rPr>
-        <w:t>個</w:t>
-      </w:r>
-      <w:proofErr w:type="gramEnd"/>
-      <w:r>
-        <w:rPr>
-          <w:rFonts w:eastAsia="標楷體"/>
-          <w:spacing w:val="20"/>
-        </w:rPr>
-        <w:t>工程標由不同承包（造）單位負責時，則應分開申報，且「工程名稱」應註明工程標號，「工地地址或地號」及「建照字號或合約編號」則僅須填寫該工程標工程所在之地址地號及合約編號。</w:t>
+        <w:t>若該項工程分割為數個工程標由不同承包（造）單位負責時，則應分開申報，且「工程名稱」應註明工程標號，「工地地址或地號」及「建照字號或合約編號」則僅須填寫該工程標工程所在之地址地號及合約編號。</w:t>
       </w:r>
     </w:p>
     <w:p>
@@ -6345,39 +6227,7 @@
           <w:rFonts w:eastAsia="標楷體"/>
           <w:spacing w:val="20"/>
         </w:rPr>
-        <w:t>「工程內容概述」請簡要說明該工程之內容</w:t>
-      </w:r>
-      <w:proofErr w:type="gramStart"/>
-      <w:r>
-        <w:rPr>
-          <w:rFonts w:eastAsia="標楷體"/>
-          <w:spacing w:val="20"/>
-        </w:rPr>
-        <w:t>（</w:t>
-      </w:r>
-      <w:proofErr w:type="gramEnd"/>
-      <w:r>
-        <w:rPr>
-          <w:rFonts w:eastAsia="標楷體"/>
-          <w:spacing w:val="20"/>
-        </w:rPr>
-        <w:t>例：地下一層，地上十層，鋼骨結構住宅大樓二座，共一百戶</w:t>
-      </w:r>
-      <w:proofErr w:type="gramStart"/>
-      <w:r>
-        <w:rPr>
-          <w:rFonts w:eastAsia="標楷體"/>
-          <w:spacing w:val="20"/>
-        </w:rPr>
-        <w:t>）</w:t>
-      </w:r>
-      <w:proofErr w:type="gramEnd"/>
-      <w:r>
-        <w:rPr>
-          <w:rFonts w:eastAsia="標楷體"/>
-          <w:spacing w:val="20"/>
-        </w:rPr>
-        <w:t>。</w:t>
+        <w:t>「工程內容概述」請簡要說明該工程之內容（例：地下一層，地上十層，鋼骨結構住宅大樓二座，共一百戶）。</w:t>
       </w:r>
     </w:p>
     <w:p>
@@ -6421,23 +6271,7 @@
           <w:rFonts w:eastAsia="標楷體"/>
           <w:spacing w:val="20"/>
         </w:rPr>
-        <w:t>營建業主為個人者，則「營利事業統一編號」</w:t>
-      </w:r>
-      <w:proofErr w:type="gramStart"/>
-      <w:r>
-        <w:rPr>
-          <w:rFonts w:eastAsia="標楷體"/>
-          <w:spacing w:val="20"/>
-        </w:rPr>
-        <w:t>免填</w:t>
-      </w:r>
-      <w:proofErr w:type="gramEnd"/>
-      <w:r>
-        <w:rPr>
-          <w:rFonts w:eastAsia="標楷體"/>
-          <w:spacing w:val="20"/>
-        </w:rPr>
-        <w:t>，而將個人戶籍地址填入「營業地址」欄，身分證字號填入「身分證字號欄</w:t>
+        <w:t>營建業主為個人者，則「營利事業統一編號」免填，而將個人戶籍地址填入「營業地址」欄，身分證字號填入「身分證字號欄</w:t>
       </w:r>
       <w:r>
         <w:rPr>
@@ -6501,23 +6335,7 @@
           <w:rFonts w:eastAsia="標楷體"/>
           <w:spacing w:val="20"/>
         </w:rPr>
-        <w:t>營建業主為政府單位者，則「營利事業統一編號」及「營業地址」</w:t>
-      </w:r>
-      <w:proofErr w:type="gramStart"/>
-      <w:r>
-        <w:rPr>
-          <w:rFonts w:eastAsia="標楷體"/>
-          <w:spacing w:val="20"/>
-        </w:rPr>
-        <w:t>免填</w:t>
-      </w:r>
-      <w:proofErr w:type="gramEnd"/>
-      <w:r>
-        <w:rPr>
-          <w:rFonts w:eastAsia="標楷體"/>
-          <w:spacing w:val="20"/>
-        </w:rPr>
-        <w:t>，而「負責人」填寫實際負責該項工程之單位主管，「聯絡人」填寫實際負責該項工程之承辦人。</w:t>
+        <w:t>營建業主為政府單位者，則「營利事業統一編號」及「營業地址」免填，而「負責人」填寫實際負責該項工程之單位主管，「聯絡人」填寫實際負責該項工程之承辦人。</w:t>
       </w:r>
     </w:p>
     <w:p>
@@ -6559,23 +6377,7 @@
           <w:rFonts w:eastAsia="標楷體"/>
           <w:spacing w:val="20"/>
         </w:rPr>
-        <w:t>若承包（造）單位為政府單位（指無營利事業統一編號之政府施工單位，非國營事業），則「營利事業統一編號」及「營業地址」</w:t>
-      </w:r>
-      <w:proofErr w:type="gramStart"/>
-      <w:r>
-        <w:rPr>
-          <w:rFonts w:eastAsia="標楷體"/>
-          <w:spacing w:val="20"/>
-        </w:rPr>
-        <w:t>免填</w:t>
-      </w:r>
-      <w:proofErr w:type="gramEnd"/>
-      <w:r>
-        <w:rPr>
-          <w:rFonts w:eastAsia="標楷體"/>
-          <w:spacing w:val="20"/>
-        </w:rPr>
-        <w:t>，而「負責人」填寫實際負責該項工程之單位主管。</w:t>
+        <w:t>若承包（造）單位為政府單位（指無營利事業統一編號之政府施工單位，非國營事業），則「營利事業統一編號」及「營業地址」免填，而「負責人」填寫實際負責該項工程之單位主管。</w:t>
       </w:r>
     </w:p>
     <w:p>
@@ -6596,23 +6398,7 @@
           <w:rFonts w:eastAsia="標楷體"/>
           <w:spacing w:val="20"/>
         </w:rPr>
-        <w:t>「工程合約經費」、「工程面積」及「預計施工期程」應以建築執照或施工計畫書中所載資料為</w:t>
-      </w:r>
-      <w:proofErr w:type="gramStart"/>
-      <w:r>
-        <w:rPr>
-          <w:rFonts w:eastAsia="標楷體"/>
-          <w:spacing w:val="20"/>
-        </w:rPr>
-        <w:t>準</w:t>
-      </w:r>
-      <w:proofErr w:type="gramEnd"/>
-      <w:r>
-        <w:rPr>
-          <w:rFonts w:eastAsia="標楷體"/>
-          <w:spacing w:val="20"/>
-        </w:rPr>
-        <w:t>，並應提出佐證資料。</w:t>
+        <w:t>「工程合約經費」、「工程面積」及「預計施工期程」應以建築執照或施工計畫書中所載資料為準，並應提出佐證資料。</w:t>
       </w:r>
     </w:p>
     <w:p>
@@ -6633,23 +6419,7 @@
           <w:rFonts w:eastAsia="標楷體"/>
           <w:spacing w:val="20"/>
         </w:rPr>
-        <w:t>若為跨縣市之工程，則「合約經費」、「工程面積」及「預計施工期程」等</w:t>
-      </w:r>
-      <w:proofErr w:type="gramStart"/>
-      <w:r>
-        <w:rPr>
-          <w:rFonts w:eastAsia="標楷體"/>
-          <w:spacing w:val="20"/>
-        </w:rPr>
-        <w:t>欄位均僅須</w:t>
-      </w:r>
-      <w:proofErr w:type="gramEnd"/>
-      <w:r>
-        <w:rPr>
-          <w:rFonts w:eastAsia="標楷體"/>
-          <w:spacing w:val="20"/>
-        </w:rPr>
-        <w:t>填寫位於本縣境內之部份，並應自行舉證。</w:t>
+        <w:t>若為跨縣市之工程，則「合約經費」、「工程面積」及「預計施工期程」等欄位均僅須填寫位於本縣境內之部份，並應自行舉證。</w:t>
       </w:r>
     </w:p>
     <w:p>
@@ -6687,23 +6457,7 @@
           <w:rFonts w:eastAsia="標楷體"/>
           <w:spacing w:val="40"/>
         </w:rPr>
-        <w:t>「估算</w:t>
-      </w:r>
-      <w:proofErr w:type="gramStart"/>
-      <w:r>
-        <w:rPr>
-          <w:rFonts w:eastAsia="標楷體"/>
-          <w:spacing w:val="40"/>
-        </w:rPr>
-        <w:t>應繳總金額</w:t>
-      </w:r>
-      <w:proofErr w:type="gramEnd"/>
-      <w:r>
-        <w:rPr>
-          <w:rFonts w:eastAsia="標楷體"/>
-          <w:spacing w:val="40"/>
-        </w:rPr>
-        <w:t>」、「規定繳費方式」、「估算本</w:t>
+        <w:t>「估算應繳總金額」、「規定繳費方式」、「估算本</w:t>
       </w:r>
       <w:r>
         <w:rPr>
@@ -6751,23 +6505,7 @@
           <w:rFonts w:eastAsia="標楷體"/>
           <w:spacing w:val="20"/>
         </w:rPr>
-        <w:t>本申報表內之</w:t>
-      </w:r>
-      <w:proofErr w:type="gramStart"/>
-      <w:r>
-        <w:rPr>
-          <w:rFonts w:eastAsia="標楷體"/>
-          <w:spacing w:val="20"/>
-        </w:rPr>
-        <w:t>資料均應依</w:t>
-      </w:r>
-      <w:proofErr w:type="gramEnd"/>
-      <w:r>
-        <w:rPr>
-          <w:rFonts w:eastAsia="標楷體"/>
-          <w:spacing w:val="20"/>
-        </w:rPr>
-        <w:t>第</w:t>
+        <w:t>本申報表內之資料均應依第</w:t>
       </w:r>
       <w:r>
         <w:rPr>
@@ -7831,23 +7569,7 @@
                 <w:rFonts w:eastAsia="標楷體"/>
                 <w:sz w:val="20"/>
               </w:rPr>
-              <w:t>疏</w:t>
-            </w:r>
-            <w:proofErr w:type="gramStart"/>
-            <w:r>
-              <w:rPr>
-                <w:rFonts w:eastAsia="標楷體"/>
-                <w:sz w:val="20"/>
-              </w:rPr>
-              <w:t>濬</w:t>
-            </w:r>
-            <w:proofErr w:type="gramEnd"/>
-            <w:r>
-              <w:rPr>
-                <w:rFonts w:eastAsia="標楷體"/>
-                <w:sz w:val="20"/>
-              </w:rPr>
-              <w:t>工程</w:t>
+              <w:t>疏濬工程</w:t>
             </w:r>
           </w:p>
         </w:tc>

--- a/NT_AirPollution.Web/App_Data/Payment/Template/首期申報表.docx
+++ b/NT_AirPollution.Web/App_Data/Payment/Template/首期申報表.docx
@@ -4258,7 +4258,7 @@
               <w:ind w:right="210"/>
               <w:jc w:val="center"/>
               <w:rPr>
-                <w:rFonts w:eastAsia="標楷體" w:hint="eastAsia"/>
+                <w:rFonts w:eastAsia="標楷體"/>
                 <w:sz w:val="20"/>
               </w:rPr>
             </w:pPr>
@@ -4310,7 +4310,14 @@
                 <w:rFonts w:eastAsia="標楷體"/>
                 <w:sz w:val="20"/>
               </w:rPr>
-              <w:t>□M</w:t>
+              <w:t>■</w:t>
+            </w:r>
+            <w:r>
+              <w:rPr>
+                <w:rFonts w:eastAsia="標楷體"/>
+                <w:sz w:val="20"/>
+              </w:rPr>
+              <w:t>M</w:t>
             </w:r>
             <w:r>
               <w:rPr>
